--- a/src/main/resources/templates/BaoCaoThongTinVeNguoiCoLienQuan.docx
+++ b/src/main/resources/templates/BaoCaoThongTinVeNguoiCoLienQuan.docx
@@ -11,6 +11,8 @@
           <w:sz w:val="28"/>
         </w:rPr>
       </w:pPr>
+      <w:bookmarkStart w:id="0" w:name="_GoBack"/>
+      <w:bookmarkEnd w:id="0"/>
       <w:r>
         <w:rPr>
           <w:rFonts w:ascii="Times New Roman" w:hAnsi="Times New Roman"/>
@@ -169,16 +171,16 @@
     <w:tbl>
       <w:tblPr>
         <w:tblStyle w:val="TableGrid"/>
-        <w:tblW w:w="9648" w:type="dxa"/>
+        <w:tblW w:w="9932" w:type="dxa"/>
         <w:tblInd w:w="-439" w:type="dxa"/>
         <w:tblLook w:val="04A0" w:firstRow="1" w:lastRow="0" w:firstColumn="1" w:lastColumn="0" w:noHBand="0" w:noVBand="1"/>
       </w:tblPr>
       <w:tblGrid>
-        <w:gridCol w:w="1056"/>
-        <w:gridCol w:w="3084"/>
+        <w:gridCol w:w="860"/>
+        <w:gridCol w:w="3280"/>
         <w:gridCol w:w="2430"/>
-        <w:gridCol w:w="1094"/>
-        <w:gridCol w:w="1984"/>
+        <w:gridCol w:w="1377"/>
+        <w:gridCol w:w="1985"/>
       </w:tblGrid>
       <w:tr>
         <w:trPr>
@@ -186,7 +188,7 @@
         </w:trPr>
         <w:tc>
           <w:tcPr>
-            <w:tcW w:w="1056" w:type="dxa"/>
+            <w:tcW w:w="860" w:type="dxa"/>
           </w:tcPr>
           <w:p>
             <w:pPr>
@@ -209,7 +211,7 @@
         </w:tc>
         <w:tc>
           <w:tcPr>
-            <w:tcW w:w="3084" w:type="dxa"/>
+            <w:tcW w:w="3280" w:type="dxa"/>
           </w:tcPr>
           <w:p>
             <w:pPr>
@@ -255,7 +257,7 @@
         </w:tc>
         <w:tc>
           <w:tcPr>
-            <w:tcW w:w="1094" w:type="dxa"/>
+            <w:tcW w:w="1377" w:type="dxa"/>
           </w:tcPr>
           <w:p>
             <w:pPr>
@@ -278,7 +280,7 @@
         </w:tc>
         <w:tc>
           <w:tcPr>
-            <w:tcW w:w="1984" w:type="dxa"/>
+            <w:tcW w:w="1985" w:type="dxa"/>
           </w:tcPr>
           <w:p>
             <w:pPr>
@@ -306,7 +308,7 @@
         </w:trPr>
         <w:tc>
           <w:tcPr>
-            <w:tcW w:w="1056" w:type="dxa"/>
+            <w:tcW w:w="860" w:type="dxa"/>
           </w:tcPr>
           <w:p>
             <w:pPr>
@@ -329,7 +331,7 @@
         </w:tc>
         <w:tc>
           <w:tcPr>
-            <w:tcW w:w="3084" w:type="dxa"/>
+            <w:tcW w:w="3280" w:type="dxa"/>
           </w:tcPr>
           <w:p>
             <w:pPr>
@@ -359,22 +361,22 @@
         </w:tc>
         <w:tc>
           <w:tcPr>
-            <w:tcW w:w="1094" w:type="dxa"/>
-          </w:tcPr>
-          <w:p>
-            <w:pPr>
-              <w:rPr>
-                <w:rFonts w:ascii="Times New Roman" w:hAnsi="Times New Roman"/>
-                <w:b/>
-                <w:sz w:val="40"/>
-                <w:szCs w:val="40"/>
-              </w:rPr>
-            </w:pPr>
-          </w:p>
-        </w:tc>
-        <w:tc>
-          <w:tcPr>
-            <w:tcW w:w="1984" w:type="dxa"/>
+            <w:tcW w:w="1377" w:type="dxa"/>
+          </w:tcPr>
+          <w:p>
+            <w:pPr>
+              <w:rPr>
+                <w:rFonts w:ascii="Times New Roman" w:hAnsi="Times New Roman"/>
+                <w:b/>
+                <w:sz w:val="40"/>
+                <w:szCs w:val="40"/>
+              </w:rPr>
+            </w:pPr>
+          </w:p>
+        </w:tc>
+        <w:tc>
+          <w:tcPr>
+            <w:tcW w:w="1985" w:type="dxa"/>
           </w:tcPr>
           <w:p>
             <w:pPr>
@@ -394,7 +396,7 @@
         </w:trPr>
         <w:tc>
           <w:tcPr>
-            <w:tcW w:w="1056" w:type="dxa"/>
+            <w:tcW w:w="860" w:type="dxa"/>
           </w:tcPr>
           <w:p>
             <w:pPr>
@@ -417,7 +419,7 @@
         </w:tc>
         <w:tc>
           <w:tcPr>
-            <w:tcW w:w="3084" w:type="dxa"/>
+            <w:tcW w:w="3280" w:type="dxa"/>
           </w:tcPr>
           <w:p>
             <w:pPr>
@@ -447,22 +449,22 @@
         </w:tc>
         <w:tc>
           <w:tcPr>
-            <w:tcW w:w="1094" w:type="dxa"/>
-          </w:tcPr>
-          <w:p>
-            <w:pPr>
-              <w:rPr>
-                <w:rFonts w:ascii="Times New Roman" w:hAnsi="Times New Roman"/>
-                <w:b/>
-                <w:sz w:val="40"/>
-                <w:szCs w:val="40"/>
-              </w:rPr>
-            </w:pPr>
-          </w:p>
-        </w:tc>
-        <w:tc>
-          <w:tcPr>
-            <w:tcW w:w="1984" w:type="dxa"/>
+            <w:tcW w:w="1377" w:type="dxa"/>
+          </w:tcPr>
+          <w:p>
+            <w:pPr>
+              <w:rPr>
+                <w:rFonts w:ascii="Times New Roman" w:hAnsi="Times New Roman"/>
+                <w:b/>
+                <w:sz w:val="40"/>
+                <w:szCs w:val="40"/>
+              </w:rPr>
+            </w:pPr>
+          </w:p>
+        </w:tc>
+        <w:tc>
+          <w:tcPr>
+            <w:tcW w:w="1985" w:type="dxa"/>
           </w:tcPr>
           <w:p>
             <w:pPr>
@@ -482,7 +484,7 @@
         </w:trPr>
         <w:tc>
           <w:tcPr>
-            <w:tcW w:w="1056" w:type="dxa"/>
+            <w:tcW w:w="860" w:type="dxa"/>
           </w:tcPr>
           <w:p>
             <w:pPr>
@@ -505,7 +507,7 @@
         </w:tc>
         <w:tc>
           <w:tcPr>
-            <w:tcW w:w="3084" w:type="dxa"/>
+            <w:tcW w:w="3280" w:type="dxa"/>
           </w:tcPr>
           <w:p>
             <w:pPr>
@@ -535,22 +537,22 @@
         </w:tc>
         <w:tc>
           <w:tcPr>
-            <w:tcW w:w="1094" w:type="dxa"/>
-          </w:tcPr>
-          <w:p>
-            <w:pPr>
-              <w:rPr>
-                <w:rFonts w:ascii="Times New Roman" w:hAnsi="Times New Roman"/>
-                <w:b/>
-                <w:sz w:val="40"/>
-                <w:szCs w:val="40"/>
-              </w:rPr>
-            </w:pPr>
-          </w:p>
-        </w:tc>
-        <w:tc>
-          <w:tcPr>
-            <w:tcW w:w="1984" w:type="dxa"/>
+            <w:tcW w:w="1377" w:type="dxa"/>
+          </w:tcPr>
+          <w:p>
+            <w:pPr>
+              <w:rPr>
+                <w:rFonts w:ascii="Times New Roman" w:hAnsi="Times New Roman"/>
+                <w:b/>
+                <w:sz w:val="40"/>
+                <w:szCs w:val="40"/>
+              </w:rPr>
+            </w:pPr>
+          </w:p>
+        </w:tc>
+        <w:tc>
+          <w:tcPr>
+            <w:tcW w:w="1985" w:type="dxa"/>
           </w:tcPr>
           <w:p>
             <w:pPr>
@@ -570,7 +572,7 @@
         </w:trPr>
         <w:tc>
           <w:tcPr>
-            <w:tcW w:w="1056" w:type="dxa"/>
+            <w:tcW w:w="860" w:type="dxa"/>
           </w:tcPr>
           <w:p>
             <w:pPr>
@@ -593,7 +595,7 @@
         </w:tc>
         <w:tc>
           <w:tcPr>
-            <w:tcW w:w="3084" w:type="dxa"/>
+            <w:tcW w:w="3280" w:type="dxa"/>
           </w:tcPr>
           <w:p>
             <w:pPr>
@@ -623,22 +625,22 @@
         </w:tc>
         <w:tc>
           <w:tcPr>
-            <w:tcW w:w="1094" w:type="dxa"/>
-          </w:tcPr>
-          <w:p>
-            <w:pPr>
-              <w:rPr>
-                <w:rFonts w:ascii="Times New Roman" w:hAnsi="Times New Roman"/>
-                <w:b/>
-                <w:sz w:val="40"/>
-                <w:szCs w:val="40"/>
-              </w:rPr>
-            </w:pPr>
-          </w:p>
-        </w:tc>
-        <w:tc>
-          <w:tcPr>
-            <w:tcW w:w="1984" w:type="dxa"/>
+            <w:tcW w:w="1377" w:type="dxa"/>
+          </w:tcPr>
+          <w:p>
+            <w:pPr>
+              <w:rPr>
+                <w:rFonts w:ascii="Times New Roman" w:hAnsi="Times New Roman"/>
+                <w:b/>
+                <w:sz w:val="40"/>
+                <w:szCs w:val="40"/>
+              </w:rPr>
+            </w:pPr>
+          </w:p>
+        </w:tc>
+        <w:tc>
+          <w:tcPr>
+            <w:tcW w:w="1985" w:type="dxa"/>
           </w:tcPr>
           <w:p>
             <w:pPr>
@@ -658,7 +660,7 @@
         </w:trPr>
         <w:tc>
           <w:tcPr>
-            <w:tcW w:w="1056" w:type="dxa"/>
+            <w:tcW w:w="860" w:type="dxa"/>
           </w:tcPr>
           <w:p>
             <w:pPr>
@@ -681,7 +683,7 @@
         </w:tc>
         <w:tc>
           <w:tcPr>
-            <w:tcW w:w="3084" w:type="dxa"/>
+            <w:tcW w:w="3280" w:type="dxa"/>
           </w:tcPr>
           <w:p>
             <w:pPr>
@@ -711,22 +713,22 @@
         </w:tc>
         <w:tc>
           <w:tcPr>
-            <w:tcW w:w="1094" w:type="dxa"/>
-          </w:tcPr>
-          <w:p>
-            <w:pPr>
-              <w:rPr>
-                <w:rFonts w:ascii="Times New Roman" w:hAnsi="Times New Roman"/>
-                <w:b/>
-                <w:sz w:val="40"/>
-                <w:szCs w:val="40"/>
-              </w:rPr>
-            </w:pPr>
-          </w:p>
-        </w:tc>
-        <w:tc>
-          <w:tcPr>
-            <w:tcW w:w="1984" w:type="dxa"/>
+            <w:tcW w:w="1377" w:type="dxa"/>
+          </w:tcPr>
+          <w:p>
+            <w:pPr>
+              <w:rPr>
+                <w:rFonts w:ascii="Times New Roman" w:hAnsi="Times New Roman"/>
+                <w:b/>
+                <w:sz w:val="40"/>
+                <w:szCs w:val="40"/>
+              </w:rPr>
+            </w:pPr>
+          </w:p>
+        </w:tc>
+        <w:tc>
+          <w:tcPr>
+            <w:tcW w:w="1985" w:type="dxa"/>
           </w:tcPr>
           <w:p>
             <w:pPr>
@@ -746,7 +748,7 @@
         </w:trPr>
         <w:tc>
           <w:tcPr>
-            <w:tcW w:w="1056" w:type="dxa"/>
+            <w:tcW w:w="860" w:type="dxa"/>
           </w:tcPr>
           <w:p>
             <w:pPr>
@@ -769,7 +771,7 @@
         </w:tc>
         <w:tc>
           <w:tcPr>
-            <w:tcW w:w="3084" w:type="dxa"/>
+            <w:tcW w:w="3280" w:type="dxa"/>
           </w:tcPr>
           <w:p>
             <w:pPr>
@@ -799,22 +801,22 @@
         </w:tc>
         <w:tc>
           <w:tcPr>
-            <w:tcW w:w="1094" w:type="dxa"/>
-          </w:tcPr>
-          <w:p>
-            <w:pPr>
-              <w:rPr>
-                <w:rFonts w:ascii="Times New Roman" w:hAnsi="Times New Roman"/>
-                <w:b/>
-                <w:sz w:val="40"/>
-                <w:szCs w:val="40"/>
-              </w:rPr>
-            </w:pPr>
-          </w:p>
-        </w:tc>
-        <w:tc>
-          <w:tcPr>
-            <w:tcW w:w="1984" w:type="dxa"/>
+            <w:tcW w:w="1377" w:type="dxa"/>
+          </w:tcPr>
+          <w:p>
+            <w:pPr>
+              <w:rPr>
+                <w:rFonts w:ascii="Times New Roman" w:hAnsi="Times New Roman"/>
+                <w:b/>
+                <w:sz w:val="40"/>
+                <w:szCs w:val="40"/>
+              </w:rPr>
+            </w:pPr>
+          </w:p>
+        </w:tc>
+        <w:tc>
+          <w:tcPr>
+            <w:tcW w:w="1985" w:type="dxa"/>
           </w:tcPr>
           <w:p>
             <w:pPr>
@@ -834,7 +836,7 @@
         </w:trPr>
         <w:tc>
           <w:tcPr>
-            <w:tcW w:w="1056" w:type="dxa"/>
+            <w:tcW w:w="860" w:type="dxa"/>
           </w:tcPr>
           <w:p>
             <w:pPr>
@@ -857,7 +859,7 @@
         </w:tc>
         <w:tc>
           <w:tcPr>
-            <w:tcW w:w="3084" w:type="dxa"/>
+            <w:tcW w:w="3280" w:type="dxa"/>
           </w:tcPr>
           <w:p>
             <w:pPr>
@@ -887,22 +889,22 @@
         </w:tc>
         <w:tc>
           <w:tcPr>
-            <w:tcW w:w="1094" w:type="dxa"/>
-          </w:tcPr>
-          <w:p>
-            <w:pPr>
-              <w:rPr>
-                <w:rFonts w:ascii="Times New Roman" w:hAnsi="Times New Roman"/>
-                <w:b/>
-                <w:sz w:val="40"/>
-                <w:szCs w:val="40"/>
-              </w:rPr>
-            </w:pPr>
-          </w:p>
-        </w:tc>
-        <w:tc>
-          <w:tcPr>
-            <w:tcW w:w="1984" w:type="dxa"/>
+            <w:tcW w:w="1377" w:type="dxa"/>
+          </w:tcPr>
+          <w:p>
+            <w:pPr>
+              <w:rPr>
+                <w:rFonts w:ascii="Times New Roman" w:hAnsi="Times New Roman"/>
+                <w:b/>
+                <w:sz w:val="40"/>
+                <w:szCs w:val="40"/>
+              </w:rPr>
+            </w:pPr>
+          </w:p>
+        </w:tc>
+        <w:tc>
+          <w:tcPr>
+            <w:tcW w:w="1985" w:type="dxa"/>
           </w:tcPr>
           <w:p>
             <w:pPr>
@@ -922,7 +924,7 @@
         </w:trPr>
         <w:tc>
           <w:tcPr>
-            <w:tcW w:w="1056" w:type="dxa"/>
+            <w:tcW w:w="860" w:type="dxa"/>
           </w:tcPr>
           <w:p>
             <w:pPr>
@@ -945,7 +947,7 @@
         </w:tc>
         <w:tc>
           <w:tcPr>
-            <w:tcW w:w="3084" w:type="dxa"/>
+            <w:tcW w:w="3280" w:type="dxa"/>
           </w:tcPr>
           <w:p>
             <w:pPr>
@@ -975,22 +977,22 @@
         </w:tc>
         <w:tc>
           <w:tcPr>
-            <w:tcW w:w="1094" w:type="dxa"/>
-          </w:tcPr>
-          <w:p>
-            <w:pPr>
-              <w:rPr>
-                <w:rFonts w:ascii="Times New Roman" w:hAnsi="Times New Roman"/>
-                <w:b/>
-                <w:sz w:val="40"/>
-                <w:szCs w:val="40"/>
-              </w:rPr>
-            </w:pPr>
-          </w:p>
-        </w:tc>
-        <w:tc>
-          <w:tcPr>
-            <w:tcW w:w="1984" w:type="dxa"/>
+            <w:tcW w:w="1377" w:type="dxa"/>
+          </w:tcPr>
+          <w:p>
+            <w:pPr>
+              <w:rPr>
+                <w:rFonts w:ascii="Times New Roman" w:hAnsi="Times New Roman"/>
+                <w:b/>
+                <w:sz w:val="40"/>
+                <w:szCs w:val="40"/>
+              </w:rPr>
+            </w:pPr>
+          </w:p>
+        </w:tc>
+        <w:tc>
+          <w:tcPr>
+            <w:tcW w:w="1985" w:type="dxa"/>
           </w:tcPr>
           <w:p>
             <w:pPr>
@@ -1010,7 +1012,7 @@
         </w:trPr>
         <w:tc>
           <w:tcPr>
-            <w:tcW w:w="1056" w:type="dxa"/>
+            <w:tcW w:w="860" w:type="dxa"/>
           </w:tcPr>
           <w:p>
             <w:pPr>
@@ -1033,7 +1035,7 @@
         </w:tc>
         <w:tc>
           <w:tcPr>
-            <w:tcW w:w="3084" w:type="dxa"/>
+            <w:tcW w:w="3280" w:type="dxa"/>
           </w:tcPr>
           <w:p>
             <w:pPr>
@@ -1063,22 +1065,22 @@
         </w:tc>
         <w:tc>
           <w:tcPr>
-            <w:tcW w:w="1094" w:type="dxa"/>
-          </w:tcPr>
-          <w:p>
-            <w:pPr>
-              <w:rPr>
-                <w:rFonts w:ascii="Times New Roman" w:hAnsi="Times New Roman"/>
-                <w:b/>
-                <w:sz w:val="40"/>
-                <w:szCs w:val="40"/>
-              </w:rPr>
-            </w:pPr>
-          </w:p>
-        </w:tc>
-        <w:tc>
-          <w:tcPr>
-            <w:tcW w:w="1984" w:type="dxa"/>
+            <w:tcW w:w="1377" w:type="dxa"/>
+          </w:tcPr>
+          <w:p>
+            <w:pPr>
+              <w:rPr>
+                <w:rFonts w:ascii="Times New Roman" w:hAnsi="Times New Roman"/>
+                <w:b/>
+                <w:sz w:val="40"/>
+                <w:szCs w:val="40"/>
+              </w:rPr>
+            </w:pPr>
+          </w:p>
+        </w:tc>
+        <w:tc>
+          <w:tcPr>
+            <w:tcW w:w="1985" w:type="dxa"/>
           </w:tcPr>
           <w:p>
             <w:pPr>
@@ -1098,7 +1100,7 @@
         </w:trPr>
         <w:tc>
           <w:tcPr>
-            <w:tcW w:w="1056" w:type="dxa"/>
+            <w:tcW w:w="860" w:type="dxa"/>
           </w:tcPr>
           <w:p>
             <w:pPr>
@@ -1121,7 +1123,7 @@
         </w:tc>
         <w:tc>
           <w:tcPr>
-            <w:tcW w:w="3084" w:type="dxa"/>
+            <w:tcW w:w="3280" w:type="dxa"/>
           </w:tcPr>
           <w:p>
             <w:pPr>
@@ -1151,22 +1153,22 @@
         </w:tc>
         <w:tc>
           <w:tcPr>
-            <w:tcW w:w="1094" w:type="dxa"/>
-          </w:tcPr>
-          <w:p>
-            <w:pPr>
-              <w:rPr>
-                <w:rFonts w:ascii="Times New Roman" w:hAnsi="Times New Roman"/>
-                <w:b/>
-                <w:sz w:val="40"/>
-                <w:szCs w:val="40"/>
-              </w:rPr>
-            </w:pPr>
-          </w:p>
-        </w:tc>
-        <w:tc>
-          <w:tcPr>
-            <w:tcW w:w="1984" w:type="dxa"/>
+            <w:tcW w:w="1377" w:type="dxa"/>
+          </w:tcPr>
+          <w:p>
+            <w:pPr>
+              <w:rPr>
+                <w:rFonts w:ascii="Times New Roman" w:hAnsi="Times New Roman"/>
+                <w:b/>
+                <w:sz w:val="40"/>
+                <w:szCs w:val="40"/>
+              </w:rPr>
+            </w:pPr>
+          </w:p>
+        </w:tc>
+        <w:tc>
+          <w:tcPr>
+            <w:tcW w:w="1985" w:type="dxa"/>
           </w:tcPr>
           <w:p>
             <w:pPr>
@@ -1186,7 +1188,7 @@
         </w:trPr>
         <w:tc>
           <w:tcPr>
-            <w:tcW w:w="1056" w:type="dxa"/>
+            <w:tcW w:w="860" w:type="dxa"/>
           </w:tcPr>
           <w:p>
             <w:pPr>
@@ -1209,7 +1211,7 @@
         </w:tc>
         <w:tc>
           <w:tcPr>
-            <w:tcW w:w="3084" w:type="dxa"/>
+            <w:tcW w:w="3280" w:type="dxa"/>
           </w:tcPr>
           <w:p>
             <w:pPr>
@@ -1239,22 +1241,22 @@
         </w:tc>
         <w:tc>
           <w:tcPr>
-            <w:tcW w:w="1094" w:type="dxa"/>
-          </w:tcPr>
-          <w:p>
-            <w:pPr>
-              <w:rPr>
-                <w:rFonts w:ascii="Times New Roman" w:hAnsi="Times New Roman"/>
-                <w:b/>
-                <w:sz w:val="40"/>
-                <w:szCs w:val="40"/>
-              </w:rPr>
-            </w:pPr>
-          </w:p>
-        </w:tc>
-        <w:tc>
-          <w:tcPr>
-            <w:tcW w:w="1984" w:type="dxa"/>
+            <w:tcW w:w="1377" w:type="dxa"/>
+          </w:tcPr>
+          <w:p>
+            <w:pPr>
+              <w:rPr>
+                <w:rFonts w:ascii="Times New Roman" w:hAnsi="Times New Roman"/>
+                <w:b/>
+                <w:sz w:val="40"/>
+                <w:szCs w:val="40"/>
+              </w:rPr>
+            </w:pPr>
+          </w:p>
+        </w:tc>
+        <w:tc>
+          <w:tcPr>
+            <w:tcW w:w="1985" w:type="dxa"/>
           </w:tcPr>
           <w:p>
             <w:pPr>
@@ -1274,7 +1276,7 @@
         </w:trPr>
         <w:tc>
           <w:tcPr>
-            <w:tcW w:w="1056" w:type="dxa"/>
+            <w:tcW w:w="860" w:type="dxa"/>
           </w:tcPr>
           <w:p>
             <w:pPr>
@@ -1297,7 +1299,7 @@
         </w:tc>
         <w:tc>
           <w:tcPr>
-            <w:tcW w:w="3084" w:type="dxa"/>
+            <w:tcW w:w="3280" w:type="dxa"/>
           </w:tcPr>
           <w:p>
             <w:pPr>
@@ -1327,22 +1329,22 @@
         </w:tc>
         <w:tc>
           <w:tcPr>
-            <w:tcW w:w="1094" w:type="dxa"/>
-          </w:tcPr>
-          <w:p>
-            <w:pPr>
-              <w:rPr>
-                <w:rFonts w:ascii="Times New Roman" w:hAnsi="Times New Roman"/>
-                <w:b/>
-                <w:sz w:val="40"/>
-                <w:szCs w:val="40"/>
-              </w:rPr>
-            </w:pPr>
-          </w:p>
-        </w:tc>
-        <w:tc>
-          <w:tcPr>
-            <w:tcW w:w="1984" w:type="dxa"/>
+            <w:tcW w:w="1377" w:type="dxa"/>
+          </w:tcPr>
+          <w:p>
+            <w:pPr>
+              <w:rPr>
+                <w:rFonts w:ascii="Times New Roman" w:hAnsi="Times New Roman"/>
+                <w:b/>
+                <w:sz w:val="40"/>
+                <w:szCs w:val="40"/>
+              </w:rPr>
+            </w:pPr>
+          </w:p>
+        </w:tc>
+        <w:tc>
+          <w:tcPr>
+            <w:tcW w:w="1985" w:type="dxa"/>
           </w:tcPr>
           <w:p>
             <w:pPr>
@@ -1464,8 +1466,6 @@
         </w:rPr>
         <w:t xml:space="preserve">                </w:t>
       </w:r>
-      <w:bookmarkStart w:id="0" w:name="_GoBack"/>
-      <w:bookmarkEnd w:id="0"/>
       <w:r>
         <w:rPr>
           <w:rFonts w:ascii="Times New Roman" w:hAnsi="Times New Roman"/>

--- a/src/main/resources/templates/BaoCaoThongTinVeNguoiCoLienQuan.docx
+++ b/src/main/resources/templates/BaoCaoThongTinVeNguoiCoLienQuan.docx
@@ -4,6 +4,7 @@
   <w:body>
     <w:p>
       <w:pPr>
+        <w:spacing w:after="0" w:line="288" w:lineRule="auto"/>
         <w:jc w:val="center"/>
         <w:rPr>
           <w:rFonts w:ascii="Times New Roman" w:hAnsi="Times New Roman"/>
@@ -11,8 +12,6 @@
           <w:sz w:val="28"/>
         </w:rPr>
       </w:pPr>
-      <w:bookmarkStart w:id="0" w:name="_GoBack"/>
-      <w:bookmarkEnd w:id="0"/>
       <w:r>
         <w:rPr>
           <w:rFonts w:ascii="Times New Roman" w:hAnsi="Times New Roman"/>
@@ -24,6 +23,7 @@
     </w:p>
     <w:p>
       <w:pPr>
+        <w:spacing w:after="0" w:line="288" w:lineRule="auto"/>
         <w:jc w:val="center"/>
         <w:rPr>
           <w:rFonts w:ascii="Times New Roman" w:hAnsi="Times New Roman"/>
@@ -31,6 +31,70 @@
           <w:sz w:val="28"/>
         </w:rPr>
       </w:pPr>
+      <w:r>
+        <w:rPr>
+          <w:rFonts w:ascii="Times New Roman" w:hAnsi="Times New Roman"/>
+          <w:b/>
+          <w:noProof/>
+          <w:sz w:val="28"/>
+        </w:rPr>
+        <mc:AlternateContent>
+          <mc:Choice Requires="wps">
+            <w:drawing>
+              <wp:anchor distT="0" distB="0" distL="114300" distR="114300" simplePos="0" relativeHeight="251659264" behindDoc="0" locked="0" layoutInCell="1" allowOverlap="1">
+                <wp:simplePos x="0" y="0"/>
+                <wp:positionH relativeFrom="column">
+                  <wp:posOffset>1785894</wp:posOffset>
+                </wp:positionH>
+                <wp:positionV relativeFrom="paragraph">
+                  <wp:posOffset>222155</wp:posOffset>
+                </wp:positionV>
+                <wp:extent cx="2088107" cy="6824"/>
+                <wp:effectExtent l="0" t="0" r="26670" b="31750"/>
+                <wp:wrapNone/>
+                <wp:docPr id="1" name="Straight Connector 1"/>
+                <wp:cNvGraphicFramePr/>
+                <a:graphic xmlns:a="http://schemas.openxmlformats.org/drawingml/2006/main">
+                  <a:graphicData uri="http://schemas.microsoft.com/office/word/2010/wordprocessingShape">
+                    <wps:wsp>
+                      <wps:cNvCnPr/>
+                      <wps:spPr>
+                        <a:xfrm>
+                          <a:off x="0" y="0"/>
+                          <a:ext cx="2088107" cy="6824"/>
+                        </a:xfrm>
+                        <a:prstGeom prst="line">
+                          <a:avLst/>
+                        </a:prstGeom>
+                      </wps:spPr>
+                      <wps:style>
+                        <a:lnRef idx="1">
+                          <a:schemeClr val="dk1"/>
+                        </a:lnRef>
+                        <a:fillRef idx="0">
+                          <a:schemeClr val="dk1"/>
+                        </a:fillRef>
+                        <a:effectRef idx="0">
+                          <a:schemeClr val="dk1"/>
+                        </a:effectRef>
+                        <a:fontRef idx="minor">
+                          <a:schemeClr val="tx1"/>
+                        </a:fontRef>
+                      </wps:style>
+                      <wps:bodyPr/>
+                    </wps:wsp>
+                  </a:graphicData>
+                </a:graphic>
+              </wp:anchor>
+            </w:drawing>
+          </mc:Choice>
+          <mc:Fallback>
+            <w:pict>
+              <v:line w14:anchorId="11F43C5C" id="Straight Connector 1" o:spid="_x0000_s1026" style="position:absolute;z-index:251659264;visibility:visible;mso-wrap-style:square;mso-wrap-distance-left:9pt;mso-wrap-distance-top:0;mso-wrap-distance-right:9pt;mso-wrap-distance-bottom:0;mso-position-horizontal:absolute;mso-position-horizontal-relative:text;mso-position-vertical:absolute;mso-position-vertical-relative:text" from="140.6pt,17.5pt" to="305pt,18.05pt" o:gfxdata="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" strokecolor="black [3040]"/>
+            </w:pict>
+          </mc:Fallback>
+        </mc:AlternateContent>
+      </w:r>
       <w:r>
         <w:rPr>
           <w:rFonts w:ascii="Times New Roman" w:hAnsi="Times New Roman"/>
@@ -42,6 +106,7 @@
     </w:p>
     <w:p>
       <w:pPr>
+        <w:spacing w:after="0" w:line="288" w:lineRule="auto"/>
         <w:jc w:val="center"/>
         <w:rPr>
           <w:rFonts w:ascii="Times New Roman" w:hAnsi="Times New Roman"/>
@@ -57,9 +122,12 @@
         </w:rPr>
         <w:t>BÁO CÁO THÔNG TIN VỀ NGƯỜI CÓ LIÊN QUAN</w:t>
       </w:r>
+      <w:bookmarkStart w:id="0" w:name="_GoBack"/>
+      <w:bookmarkEnd w:id="0"/>
     </w:p>
     <w:p>
       <w:pPr>
+        <w:spacing w:after="0" w:line="288" w:lineRule="auto"/>
         <w:rPr>
           <w:rFonts w:ascii="Times New Roman" w:hAnsi="Times New Roman"/>
           <w:b/>
@@ -85,6 +153,7 @@
     </w:p>
     <w:p>
       <w:pPr>
+        <w:spacing w:after="0" w:line="288" w:lineRule="auto"/>
         <w:rPr>
           <w:rFonts w:ascii="Times New Roman" w:hAnsi="Times New Roman"/>
           <w:b/>
@@ -102,6 +171,7 @@
     </w:p>
     <w:p>
       <w:pPr>
+        <w:spacing w:after="0" w:line="288" w:lineRule="auto"/>
         <w:rPr>
           <w:rFonts w:ascii="Times New Roman" w:hAnsi="Times New Roman"/>
           <w:sz w:val="28"/>
@@ -124,6 +194,7 @@
     </w:p>
     <w:p>
       <w:pPr>
+        <w:spacing w:after="0" w:line="288" w:lineRule="auto"/>
         <w:rPr>
           <w:rFonts w:ascii="Times New Roman" w:hAnsi="Times New Roman"/>
           <w:sz w:val="28"/>
@@ -153,6 +224,7 @@
     </w:p>
     <w:p>
       <w:pPr>
+        <w:spacing w:after="0" w:line="288" w:lineRule="auto"/>
         <w:rPr>
           <w:rFonts w:ascii="Times New Roman" w:hAnsi="Times New Roman"/>
           <w:b/>
@@ -192,6 +264,7 @@
           </w:tcPr>
           <w:p>
             <w:pPr>
+              <w:spacing w:line="288" w:lineRule="auto"/>
               <w:jc w:val="center"/>
               <w:rPr>
                 <w:rFonts w:ascii="Times New Roman" w:hAnsi="Times New Roman"/>
@@ -215,6 +288,7 @@
           </w:tcPr>
           <w:p>
             <w:pPr>
+              <w:spacing w:line="288" w:lineRule="auto"/>
               <w:jc w:val="center"/>
               <w:rPr>
                 <w:rFonts w:ascii="Times New Roman" w:hAnsi="Times New Roman"/>
@@ -238,6 +312,7 @@
           </w:tcPr>
           <w:p>
             <w:pPr>
+              <w:spacing w:line="288" w:lineRule="auto"/>
               <w:jc w:val="center"/>
               <w:rPr>
                 <w:rFonts w:ascii="Times New Roman" w:hAnsi="Times New Roman"/>
@@ -261,6 +336,7 @@
           </w:tcPr>
           <w:p>
             <w:pPr>
+              <w:spacing w:line="288" w:lineRule="auto"/>
               <w:jc w:val="center"/>
               <w:rPr>
                 <w:rFonts w:ascii="Times New Roman" w:hAnsi="Times New Roman"/>
@@ -284,6 +360,7 @@
           </w:tcPr>
           <w:p>
             <w:pPr>
+              <w:spacing w:line="288" w:lineRule="auto"/>
               <w:jc w:val="center"/>
               <w:rPr>
                 <w:rFonts w:ascii="Times New Roman" w:hAnsi="Times New Roman"/>
@@ -312,6 +389,7 @@
           </w:tcPr>
           <w:p>
             <w:pPr>
+              <w:spacing w:line="288" w:lineRule="auto"/>
               <w:jc w:val="center"/>
               <w:rPr>
                 <w:rFonts w:ascii="Times New Roman" w:hAnsi="Times New Roman"/>
@@ -335,6 +413,7 @@
           </w:tcPr>
           <w:p>
             <w:pPr>
+              <w:spacing w:line="288" w:lineRule="auto"/>
               <w:rPr>
                 <w:rFonts w:ascii="Times New Roman" w:hAnsi="Times New Roman"/>
                 <w:b/>
@@ -350,6 +429,7 @@
           </w:tcPr>
           <w:p>
             <w:pPr>
+              <w:spacing w:line="288" w:lineRule="auto"/>
               <w:rPr>
                 <w:rFonts w:ascii="Times New Roman" w:hAnsi="Times New Roman"/>
                 <w:b/>
@@ -365,6 +445,7 @@
           </w:tcPr>
           <w:p>
             <w:pPr>
+              <w:spacing w:line="288" w:lineRule="auto"/>
               <w:rPr>
                 <w:rFonts w:ascii="Times New Roman" w:hAnsi="Times New Roman"/>
                 <w:b/>
@@ -380,6 +461,7 @@
           </w:tcPr>
           <w:p>
             <w:pPr>
+              <w:spacing w:line="288" w:lineRule="auto"/>
               <w:rPr>
                 <w:rFonts w:ascii="Times New Roman" w:hAnsi="Times New Roman"/>
                 <w:b/>
@@ -400,6 +482,7 @@
           </w:tcPr>
           <w:p>
             <w:pPr>
+              <w:spacing w:line="288" w:lineRule="auto"/>
               <w:jc w:val="center"/>
               <w:rPr>
                 <w:rFonts w:ascii="Times New Roman" w:hAnsi="Times New Roman"/>
@@ -423,6 +506,7 @@
           </w:tcPr>
           <w:p>
             <w:pPr>
+              <w:spacing w:line="288" w:lineRule="auto"/>
               <w:rPr>
                 <w:rFonts w:ascii="Times New Roman" w:hAnsi="Times New Roman"/>
                 <w:b/>
@@ -438,6 +522,7 @@
           </w:tcPr>
           <w:p>
             <w:pPr>
+              <w:spacing w:line="288" w:lineRule="auto"/>
               <w:rPr>
                 <w:rFonts w:ascii="Times New Roman" w:hAnsi="Times New Roman"/>
                 <w:b/>
@@ -453,6 +538,7 @@
           </w:tcPr>
           <w:p>
             <w:pPr>
+              <w:spacing w:line="288" w:lineRule="auto"/>
               <w:rPr>
                 <w:rFonts w:ascii="Times New Roman" w:hAnsi="Times New Roman"/>
                 <w:b/>
@@ -468,6 +554,7 @@
           </w:tcPr>
           <w:p>
             <w:pPr>
+              <w:spacing w:line="288" w:lineRule="auto"/>
               <w:rPr>
                 <w:rFonts w:ascii="Times New Roman" w:hAnsi="Times New Roman"/>
                 <w:b/>
@@ -488,6 +575,7 @@
           </w:tcPr>
           <w:p>
             <w:pPr>
+              <w:spacing w:line="288" w:lineRule="auto"/>
               <w:jc w:val="center"/>
               <w:rPr>
                 <w:rFonts w:ascii="Times New Roman" w:hAnsi="Times New Roman"/>
@@ -511,6 +599,7 @@
           </w:tcPr>
           <w:p>
             <w:pPr>
+              <w:spacing w:line="288" w:lineRule="auto"/>
               <w:rPr>
                 <w:rFonts w:ascii="Times New Roman" w:hAnsi="Times New Roman"/>
                 <w:b/>
@@ -526,6 +615,7 @@
           </w:tcPr>
           <w:p>
             <w:pPr>
+              <w:spacing w:line="288" w:lineRule="auto"/>
               <w:rPr>
                 <w:rFonts w:ascii="Times New Roman" w:hAnsi="Times New Roman"/>
                 <w:b/>
@@ -541,6 +631,7 @@
           </w:tcPr>
           <w:p>
             <w:pPr>
+              <w:spacing w:line="288" w:lineRule="auto"/>
               <w:rPr>
                 <w:rFonts w:ascii="Times New Roman" w:hAnsi="Times New Roman"/>
                 <w:b/>
@@ -556,6 +647,7 @@
           </w:tcPr>
           <w:p>
             <w:pPr>
+              <w:spacing w:line="288" w:lineRule="auto"/>
               <w:rPr>
                 <w:rFonts w:ascii="Times New Roman" w:hAnsi="Times New Roman"/>
                 <w:b/>
@@ -576,6 +668,7 @@
           </w:tcPr>
           <w:p>
             <w:pPr>
+              <w:spacing w:line="288" w:lineRule="auto"/>
               <w:jc w:val="center"/>
               <w:rPr>
                 <w:rFonts w:ascii="Times New Roman" w:hAnsi="Times New Roman"/>
@@ -599,6 +692,7 @@
           </w:tcPr>
           <w:p>
             <w:pPr>
+              <w:spacing w:line="288" w:lineRule="auto"/>
               <w:rPr>
                 <w:rFonts w:ascii="Times New Roman" w:hAnsi="Times New Roman"/>
                 <w:b/>
@@ -614,6 +708,7 @@
           </w:tcPr>
           <w:p>
             <w:pPr>
+              <w:spacing w:line="288" w:lineRule="auto"/>
               <w:rPr>
                 <w:rFonts w:ascii="Times New Roman" w:hAnsi="Times New Roman"/>
                 <w:b/>
@@ -629,6 +724,7 @@
           </w:tcPr>
           <w:p>
             <w:pPr>
+              <w:spacing w:line="288" w:lineRule="auto"/>
               <w:rPr>
                 <w:rFonts w:ascii="Times New Roman" w:hAnsi="Times New Roman"/>
                 <w:b/>
@@ -644,6 +740,7 @@
           </w:tcPr>
           <w:p>
             <w:pPr>
+              <w:spacing w:line="288" w:lineRule="auto"/>
               <w:rPr>
                 <w:rFonts w:ascii="Times New Roman" w:hAnsi="Times New Roman"/>
                 <w:b/>
@@ -664,6 +761,7 @@
           </w:tcPr>
           <w:p>
             <w:pPr>
+              <w:spacing w:line="288" w:lineRule="auto"/>
               <w:jc w:val="center"/>
               <w:rPr>
                 <w:rFonts w:ascii="Times New Roman" w:hAnsi="Times New Roman"/>
@@ -687,6 +785,7 @@
           </w:tcPr>
           <w:p>
             <w:pPr>
+              <w:spacing w:line="288" w:lineRule="auto"/>
               <w:rPr>
                 <w:rFonts w:ascii="Times New Roman" w:hAnsi="Times New Roman"/>
                 <w:b/>
@@ -702,6 +801,7 @@
           </w:tcPr>
           <w:p>
             <w:pPr>
+              <w:spacing w:line="288" w:lineRule="auto"/>
               <w:rPr>
                 <w:rFonts w:ascii="Times New Roman" w:hAnsi="Times New Roman"/>
                 <w:b/>
@@ -717,6 +817,7 @@
           </w:tcPr>
           <w:p>
             <w:pPr>
+              <w:spacing w:line="288" w:lineRule="auto"/>
               <w:rPr>
                 <w:rFonts w:ascii="Times New Roman" w:hAnsi="Times New Roman"/>
                 <w:b/>
@@ -732,6 +833,7 @@
           </w:tcPr>
           <w:p>
             <w:pPr>
+              <w:spacing w:line="288" w:lineRule="auto"/>
               <w:rPr>
                 <w:rFonts w:ascii="Times New Roman" w:hAnsi="Times New Roman"/>
                 <w:b/>
@@ -752,6 +854,7 @@
           </w:tcPr>
           <w:p>
             <w:pPr>
+              <w:spacing w:line="288" w:lineRule="auto"/>
               <w:jc w:val="center"/>
               <w:rPr>
                 <w:rFonts w:ascii="Times New Roman" w:hAnsi="Times New Roman"/>
@@ -775,6 +878,7 @@
           </w:tcPr>
           <w:p>
             <w:pPr>
+              <w:spacing w:line="288" w:lineRule="auto"/>
               <w:rPr>
                 <w:rFonts w:ascii="Times New Roman" w:hAnsi="Times New Roman"/>
                 <w:b/>
@@ -790,6 +894,7 @@
           </w:tcPr>
           <w:p>
             <w:pPr>
+              <w:spacing w:line="288" w:lineRule="auto"/>
               <w:rPr>
                 <w:rFonts w:ascii="Times New Roman" w:hAnsi="Times New Roman"/>
                 <w:b/>
@@ -805,6 +910,7 @@
           </w:tcPr>
           <w:p>
             <w:pPr>
+              <w:spacing w:line="288" w:lineRule="auto"/>
               <w:rPr>
                 <w:rFonts w:ascii="Times New Roman" w:hAnsi="Times New Roman"/>
                 <w:b/>
@@ -820,6 +926,7 @@
           </w:tcPr>
           <w:p>
             <w:pPr>
+              <w:spacing w:line="288" w:lineRule="auto"/>
               <w:rPr>
                 <w:rFonts w:ascii="Times New Roman" w:hAnsi="Times New Roman"/>
                 <w:b/>
@@ -840,6 +947,7 @@
           </w:tcPr>
           <w:p>
             <w:pPr>
+              <w:spacing w:line="288" w:lineRule="auto"/>
               <w:jc w:val="center"/>
               <w:rPr>
                 <w:rFonts w:ascii="Times New Roman" w:hAnsi="Times New Roman"/>
@@ -863,6 +971,7 @@
           </w:tcPr>
           <w:p>
             <w:pPr>
+              <w:spacing w:line="288" w:lineRule="auto"/>
               <w:rPr>
                 <w:rFonts w:ascii="Times New Roman" w:hAnsi="Times New Roman"/>
                 <w:b/>
@@ -878,6 +987,7 @@
           </w:tcPr>
           <w:p>
             <w:pPr>
+              <w:spacing w:line="288" w:lineRule="auto"/>
               <w:rPr>
                 <w:rFonts w:ascii="Times New Roman" w:hAnsi="Times New Roman"/>
                 <w:b/>
@@ -893,6 +1003,7 @@
           </w:tcPr>
           <w:p>
             <w:pPr>
+              <w:spacing w:line="288" w:lineRule="auto"/>
               <w:rPr>
                 <w:rFonts w:ascii="Times New Roman" w:hAnsi="Times New Roman"/>
                 <w:b/>
@@ -908,6 +1019,7 @@
           </w:tcPr>
           <w:p>
             <w:pPr>
+              <w:spacing w:line="288" w:lineRule="auto"/>
               <w:rPr>
                 <w:rFonts w:ascii="Times New Roman" w:hAnsi="Times New Roman"/>
                 <w:b/>
@@ -928,6 +1040,7 @@
           </w:tcPr>
           <w:p>
             <w:pPr>
+              <w:spacing w:line="288" w:lineRule="auto"/>
               <w:jc w:val="center"/>
               <w:rPr>
                 <w:rFonts w:ascii="Times New Roman" w:hAnsi="Times New Roman"/>
@@ -951,6 +1064,7 @@
           </w:tcPr>
           <w:p>
             <w:pPr>
+              <w:spacing w:line="288" w:lineRule="auto"/>
               <w:rPr>
                 <w:rFonts w:ascii="Times New Roman" w:hAnsi="Times New Roman"/>
                 <w:b/>
@@ -966,6 +1080,7 @@
           </w:tcPr>
           <w:p>
             <w:pPr>
+              <w:spacing w:line="288" w:lineRule="auto"/>
               <w:rPr>
                 <w:rFonts w:ascii="Times New Roman" w:hAnsi="Times New Roman"/>
                 <w:b/>
@@ -981,6 +1096,7 @@
           </w:tcPr>
           <w:p>
             <w:pPr>
+              <w:spacing w:line="288" w:lineRule="auto"/>
               <w:rPr>
                 <w:rFonts w:ascii="Times New Roman" w:hAnsi="Times New Roman"/>
                 <w:b/>
@@ -996,6 +1112,7 @@
           </w:tcPr>
           <w:p>
             <w:pPr>
+              <w:spacing w:line="288" w:lineRule="auto"/>
               <w:rPr>
                 <w:rFonts w:ascii="Times New Roman" w:hAnsi="Times New Roman"/>
                 <w:b/>
@@ -1016,6 +1133,7 @@
           </w:tcPr>
           <w:p>
             <w:pPr>
+              <w:spacing w:line="288" w:lineRule="auto"/>
               <w:jc w:val="center"/>
               <w:rPr>
                 <w:rFonts w:ascii="Times New Roman" w:hAnsi="Times New Roman"/>
@@ -1039,6 +1157,7 @@
           </w:tcPr>
           <w:p>
             <w:pPr>
+              <w:spacing w:line="288" w:lineRule="auto"/>
               <w:rPr>
                 <w:rFonts w:ascii="Times New Roman" w:hAnsi="Times New Roman"/>
                 <w:b/>
@@ -1054,6 +1173,7 @@
           </w:tcPr>
           <w:p>
             <w:pPr>
+              <w:spacing w:line="288" w:lineRule="auto"/>
               <w:rPr>
                 <w:rFonts w:ascii="Times New Roman" w:hAnsi="Times New Roman"/>
                 <w:b/>
@@ -1069,6 +1189,7 @@
           </w:tcPr>
           <w:p>
             <w:pPr>
+              <w:spacing w:line="288" w:lineRule="auto"/>
               <w:rPr>
                 <w:rFonts w:ascii="Times New Roman" w:hAnsi="Times New Roman"/>
                 <w:b/>
@@ -1084,6 +1205,7 @@
           </w:tcPr>
           <w:p>
             <w:pPr>
+              <w:spacing w:line="288" w:lineRule="auto"/>
               <w:rPr>
                 <w:rFonts w:ascii="Times New Roman" w:hAnsi="Times New Roman"/>
                 <w:b/>
@@ -1104,6 +1226,7 @@
           </w:tcPr>
           <w:p>
             <w:pPr>
+              <w:spacing w:line="288" w:lineRule="auto"/>
               <w:jc w:val="center"/>
               <w:rPr>
                 <w:rFonts w:ascii="Times New Roman" w:hAnsi="Times New Roman"/>
@@ -1127,6 +1250,7 @@
           </w:tcPr>
           <w:p>
             <w:pPr>
+              <w:spacing w:line="288" w:lineRule="auto"/>
               <w:rPr>
                 <w:rFonts w:ascii="Times New Roman" w:hAnsi="Times New Roman"/>
                 <w:b/>
@@ -1142,6 +1266,7 @@
           </w:tcPr>
           <w:p>
             <w:pPr>
+              <w:spacing w:line="288" w:lineRule="auto"/>
               <w:rPr>
                 <w:rFonts w:ascii="Times New Roman" w:hAnsi="Times New Roman"/>
                 <w:b/>
@@ -1157,6 +1282,7 @@
           </w:tcPr>
           <w:p>
             <w:pPr>
+              <w:spacing w:line="288" w:lineRule="auto"/>
               <w:rPr>
                 <w:rFonts w:ascii="Times New Roman" w:hAnsi="Times New Roman"/>
                 <w:b/>
@@ -1172,6 +1298,7 @@
           </w:tcPr>
           <w:p>
             <w:pPr>
+              <w:spacing w:line="288" w:lineRule="auto"/>
               <w:rPr>
                 <w:rFonts w:ascii="Times New Roman" w:hAnsi="Times New Roman"/>
                 <w:b/>
@@ -1192,6 +1319,7 @@
           </w:tcPr>
           <w:p>
             <w:pPr>
+              <w:spacing w:line="288" w:lineRule="auto"/>
               <w:jc w:val="center"/>
               <w:rPr>
                 <w:rFonts w:ascii="Times New Roman" w:hAnsi="Times New Roman"/>
@@ -1215,6 +1343,7 @@
           </w:tcPr>
           <w:p>
             <w:pPr>
+              <w:spacing w:line="288" w:lineRule="auto"/>
               <w:rPr>
                 <w:rFonts w:ascii="Times New Roman" w:hAnsi="Times New Roman"/>
                 <w:b/>
@@ -1230,6 +1359,7 @@
           </w:tcPr>
           <w:p>
             <w:pPr>
+              <w:spacing w:line="288" w:lineRule="auto"/>
               <w:rPr>
                 <w:rFonts w:ascii="Times New Roman" w:hAnsi="Times New Roman"/>
                 <w:b/>
@@ -1245,6 +1375,7 @@
           </w:tcPr>
           <w:p>
             <w:pPr>
+              <w:spacing w:line="288" w:lineRule="auto"/>
               <w:rPr>
                 <w:rFonts w:ascii="Times New Roman" w:hAnsi="Times New Roman"/>
                 <w:b/>
@@ -1260,6 +1391,7 @@
           </w:tcPr>
           <w:p>
             <w:pPr>
+              <w:spacing w:line="288" w:lineRule="auto"/>
               <w:rPr>
                 <w:rFonts w:ascii="Times New Roman" w:hAnsi="Times New Roman"/>
                 <w:b/>
@@ -1280,6 +1412,7 @@
           </w:tcPr>
           <w:p>
             <w:pPr>
+              <w:spacing w:line="288" w:lineRule="auto"/>
               <w:jc w:val="center"/>
               <w:rPr>
                 <w:rFonts w:ascii="Times New Roman" w:hAnsi="Times New Roman"/>
@@ -1303,6 +1436,7 @@
           </w:tcPr>
           <w:p>
             <w:pPr>
+              <w:spacing w:line="288" w:lineRule="auto"/>
               <w:rPr>
                 <w:rFonts w:ascii="Times New Roman" w:hAnsi="Times New Roman"/>
                 <w:b/>
@@ -1318,6 +1452,7 @@
           </w:tcPr>
           <w:p>
             <w:pPr>
+              <w:spacing w:line="288" w:lineRule="auto"/>
               <w:rPr>
                 <w:rFonts w:ascii="Times New Roman" w:hAnsi="Times New Roman"/>
                 <w:b/>
@@ -1333,6 +1468,7 @@
           </w:tcPr>
           <w:p>
             <w:pPr>
+              <w:spacing w:line="288" w:lineRule="auto"/>
               <w:rPr>
                 <w:rFonts w:ascii="Times New Roman" w:hAnsi="Times New Roman"/>
                 <w:b/>
@@ -1348,6 +1484,7 @@
           </w:tcPr>
           <w:p>
             <w:pPr>
+              <w:spacing w:line="288" w:lineRule="auto"/>
               <w:rPr>
                 <w:rFonts w:ascii="Times New Roman" w:hAnsi="Times New Roman"/>
                 <w:b/>
@@ -1361,6 +1498,7 @@
     </w:tbl>
     <w:p>
       <w:pPr>
+        <w:spacing w:after="0" w:line="288" w:lineRule="auto"/>
         <w:rPr>
           <w:rFonts w:ascii="Times New Roman" w:hAnsi="Times New Roman"/>
           <w:sz w:val="28"/>
@@ -1384,6 +1522,7 @@
     </w:p>
     <w:p>
       <w:pPr>
+        <w:spacing w:after="0" w:line="288" w:lineRule="auto"/>
         <w:rPr>
           <w:rFonts w:ascii="Times New Roman" w:hAnsi="Times New Roman"/>
           <w:sz w:val="28"/>
@@ -1413,6 +1552,7 @@
     </w:p>
     <w:p>
       <w:pPr>
+        <w:spacing w:after="0" w:line="288" w:lineRule="auto"/>
         <w:rPr>
           <w:rFonts w:ascii="Times New Roman" w:hAnsi="Times New Roman"/>
           <w:b/>
@@ -1444,6 +1584,7 @@
     </w:p>
     <w:p>
       <w:pPr>
+        <w:spacing w:after="0" w:line="288" w:lineRule="auto"/>
         <w:rPr>
           <w:rFonts w:ascii="Times New Roman" w:hAnsi="Times New Roman"/>
           <w:i/>
